--- a/archive/2026-10-02/contracts/01_장기_육상선수_전속_매니지먼트_계약서.docx
+++ b/archive/2026-10-02/contracts/01_장기_육상선수_전속_매니지먼트_계약서.docx
@@ -4323,7 +4323,7 @@
           <w:rFonts w:ascii="Calibri" w:hAnsi="Calibri" w:eastAsia="Malgun Gothic"/>
           <w:b w:val="0"/>
         </w:rPr>
-        <w:t>미회수 재투자금</w:t>
+        <w:t>제3항에 따라 산정한 미회수 재투자금 반환액</w:t>
       </w:r>
     </w:p>
     <w:p>
@@ -4371,7 +4371,7 @@
           <w:rFonts w:ascii="Calibri" w:hAnsi="Calibri" w:eastAsia="Malgun Gothic"/>
           <w:b w:val="0"/>
         </w:rPr>
-        <w:t>③ 미회수 재투자금 반환은 회사가 선수의 장래 활동을 전제로 집행한 투자금 중 계약 종료로 회수 기회를 잃은 금액을 정산하기 위한 것으로 위약벌과 그 목적을 달리한다.</w:t>
+        <w:t>③ 미회수 재투자금 반환액은 해지일 현재 미회수 재투자금에 잔여 계약기간을 전체 계약기간으로 나눈 비율을 곱한 금액으로 한다. 기간은 월 단위로 계산하며 1개월 미만은 버린다. 이 반환은 회사가 선수의 장래 활동을 전제로 집행한 투자금 중 계약 종료로 회수 기회를 잃은 금액을 정산하기 위한 것으로 위약벌과 그 목적을 달리한다.</w:t>
       </w:r>
     </w:p>
     <w:p>
@@ -4389,7 +4389,7 @@
           <w:rFonts w:ascii="Calibri" w:hAnsi="Calibri" w:eastAsia="Malgun Gothic"/>
           <w:b w:val="0"/>
         </w:rPr>
-        <w:t>⑤ 미회수 재투자금은 해지일부터 90일 이내에 지급한다. 선수의 요청과 회사의 동의가 있으면 최대 12개월 분할할 수 있으며, 분할잔액에는 연 5%의 이자를 적용한다.</w:t>
+        <w:t>⑤ 미회수 재투자금 반환액은 해지일부터 90일 이내에 지급한다. 선수의 요청과 회사의 동의가 있으면 최대 12개월 분할할 수 있으며, 분할잔액에는 연 5%의 이자를 적용한다.</w:t>
       </w:r>
     </w:p>
     <w:p>

--- a/archive/2026-10-02/contracts/01_장기_육상선수_전속_매니지먼트_계약서.docx
+++ b/archive/2026-10-02/contracts/01_장기_육상선수_전속_매니지먼트_계약서.docx
@@ -4371,7 +4371,22 @@
           <w:rFonts w:ascii="Calibri" w:hAnsi="Calibri" w:eastAsia="Malgun Gothic"/>
           <w:b w:val="0"/>
         </w:rPr>
-        <w:t>③ 미회수 재투자금 반환액은 해지일 현재 미회수 재투자금에 잔여 계약기간을 전체 계약기간으로 나눈 비율을 곱한 금액으로 한다. 기간은 월 단위로 계산하며 1개월 미만은 버린다. 이 반환은 회사가 선수의 장래 활동을 전제로 집행한 투자금 중 계약 종료로 회수 기회를 잃은 금액을 정산하기 위한 것으로 위약벌과 그 목적을 달리한다.</w:t>
+        <w:t xml:space="preserve">③ 미회수 재투자금 반환액은 </w:t>
+      </w:r>
+      <w:r>
+        <w:rPr>
+          <w:rFonts w:ascii="Calibri" w:hAnsi="Calibri" w:eastAsia="Malgun Gothic"/>
+          <w:b/>
+          <w:color w:val="0D5F5A"/>
+        </w:rPr>
+        <w:t>해지일 현재 미회수 재투자금에 잔여 계약기간을 전체 계약기간으로 나눈 비율을 곱한 금액</w:t>
+      </w:r>
+      <w:r>
+        <w:rPr>
+          <w:rFonts w:ascii="Calibri" w:hAnsi="Calibri" w:eastAsia="Malgun Gothic"/>
+          <w:b w:val="0"/>
+        </w:rPr>
+        <w:t>으로 한다. 기간은 월 단위로 계산하며 1개월 미만은 버린다. 이 반환은 회사가 선수의 장래 활동을 전제로 집행한 투자금 중 계약 종료로 회수 기회를 잃은 금액을 정산하기 위한 것으로 위약벌과 그 목적을 달리한다.</w:t>
       </w:r>
     </w:p>
     <w:p>
@@ -4437,7 +4452,22 @@
           <w:rFonts w:ascii="Calibri" w:hAnsi="Calibri" w:eastAsia="Malgun Gothic"/>
           <w:b w:val="0"/>
         </w:rPr>
-        <w:t>③ 회사는 미회수 재투자금을 다음 금액에서 우선 회수할 수 있다.</w:t>
+        <w:t xml:space="preserve">③ 회사는 미회수 재투자금을 </w:t>
+      </w:r>
+      <w:r>
+        <w:rPr>
+          <w:rFonts w:ascii="Calibri" w:hAnsi="Calibri" w:eastAsia="Malgun Gothic"/>
+          <w:b/>
+          <w:color w:val="0D5F5A"/>
+        </w:rPr>
+        <w:t>다음 수익에서만</w:t>
+      </w:r>
+      <w:r>
+        <w:rPr>
+          <w:rFonts w:ascii="Calibri" w:hAnsi="Calibri" w:eastAsia="Malgun Gothic"/>
+          <w:b w:val="0"/>
+        </w:rPr>
+        <w:t xml:space="preserve"> 회수할 수 있다.</w:t>
       </w:r>
     </w:p>
     <w:p>
@@ -4471,42 +4501,20 @@
       </w:r>
     </w:p>
     <w:p>
-      <w:pPr>
-        <w:numPr>
-          <w:ilvl w:val="0"/>
-          <w:numId w:val="37"/>
-        </w:numPr>
-      </w:pPr>
-      <w:r>
-        <w:rPr>
-          <w:rFonts w:ascii="Calibri" w:hAnsi="Calibri" w:eastAsia="Malgun Gothic"/>
-          <w:b w:val="0"/>
-        </w:rPr>
-        <w:t>선수에게 지급할 미정산금</w:t>
-      </w:r>
-    </w:p>
-    <w:p>
-      <w:pPr>
-        <w:numPr>
-          <w:ilvl w:val="0"/>
-          <w:numId w:val="37"/>
-        </w:numPr>
-      </w:pPr>
-      <w:r>
-        <w:rPr>
-          <w:rFonts w:ascii="Calibri" w:hAnsi="Calibri" w:eastAsia="Malgun Gothic"/>
-          <w:b w:val="0"/>
-        </w:rPr>
-        <w:t>기타 상호 합의한 수익</w:t>
-      </w:r>
-    </w:p>
-    <w:p>
-      <w:r>
-        <w:rPr>
-          <w:rFonts w:ascii="Calibri" w:hAnsi="Calibri" w:eastAsia="Malgun Gothic"/>
-          <w:b w:val="0"/>
-        </w:rPr>
-        <w:t>④ 제3항으로 회수되지 않은 금액을 선수에게 현금으로 청구할지는 부상 정도, 선수의 경제적 상황, 회사의 투자내역과 향후 회수 가능성을 고려하여 별도 합의한다.</w:t>
+      <w:r>
+        <w:rPr>
+          <w:rFonts w:ascii="Calibri" w:hAnsi="Calibri" w:eastAsia="Malgun Gothic"/>
+          <w:b w:val="0"/>
+        </w:rPr>
+        <w:t xml:space="preserve">④ </w:t>
+      </w:r>
+      <w:r>
+        <w:rPr>
+          <w:rFonts w:ascii="Calibri" w:hAnsi="Calibri" w:eastAsia="Malgun Gothic"/>
+          <w:b/>
+          <w:color w:val="0D5F5A"/>
+        </w:rPr>
+        <w:t>제3항으로 회수되지 않은 금액은 회사가 부담하며, 선수에게 현금으로 청구하거나 선수에게 지급할 정산금 등에서 공제하지 않는다.</w:t>
       </w:r>
     </w:p>
     <w:p>

--- a/archive/2026-10-02/contracts/01_장기_육상선수_전속_매니지먼트_계약서.docx
+++ b/archive/2026-10-02/contracts/01_장기_육상선수_전속_매니지먼트_계약서.docx
@@ -1090,6 +1090,28 @@
         </w:rPr>
         <w:t>④ 선수가 제3자로부터 광고·스폰서십·방송·행사·강연·콘텐츠 등의 제안을 직접 받은 경우 지체 없이 회사에 알려야 한다.</w:t>
       </w:r>
+      <w:r>
+        <w:rPr>
+          <w:rFonts w:ascii="Calibri" w:hAnsi="Calibri" w:eastAsia="Malgun Gothic"/>
+          <w:b w:val="0"/>
+        </w:rPr>
+        <w:t xml:space="preserve"> 선수가 제안을 받은 날짜·제안자·경로를 회사에 서면으로 알린 거래는 </w:t>
+      </w:r>
+      <w:r>
+        <w:rPr>
+          <w:rFonts w:ascii="Calibri" w:hAnsi="Calibri" w:eastAsia="Malgun Gothic"/>
+          <w:b/>
+          <w:color w:val="0D5F5A"/>
+        </w:rPr>
+        <w:t>“선수 직접 유치 거래”</w:t>
+      </w:r>
+      <w:r>
+        <w:rPr>
+          <w:rFonts w:ascii="Calibri" w:hAnsi="Calibri" w:eastAsia="Malgun Gothic"/>
+          <w:b w:val="0"/>
+        </w:rPr>
+        <w:t>로 보며, 회사가 이를 교섭·계약·정산하는 경우 제12조제4항 단서의 배분비율을 적용한다.</w:t>
+      </w:r>
     </w:p>
     <w:p>
       <w:r>
@@ -2729,6 +2751,28 @@
           <w:b w:val="0"/>
         </w:rPr>
         <w:t>배분가능 순수익은 선수 50%, 회사 50%로 배분한다.</w:t>
+      </w:r>
+      <w:r>
+        <w:rPr>
+          <w:rFonts w:ascii="Calibri" w:hAnsi="Calibri" w:eastAsia="Malgun Gothic"/>
+          <w:b w:val="0"/>
+        </w:rPr>
+        <w:t xml:space="preserve"> 다만 제3조제4항의 선수 직접 유치 거래에서 발생한 배분가능 순수익은 </w:t>
+      </w:r>
+      <w:r>
+        <w:rPr>
+          <w:rFonts w:ascii="Calibri" w:hAnsi="Calibri" w:eastAsia="Malgun Gothic"/>
+          <w:b/>
+          <w:color w:val="0D5F5A"/>
+        </w:rPr>
+        <w:t>선수 70%, 회사 30%</w:t>
+      </w:r>
+      <w:r>
+        <w:rPr>
+          <w:rFonts w:ascii="Calibri" w:hAnsi="Calibri" w:eastAsia="Malgun Gothic"/>
+          <w:b w:val="0"/>
+        </w:rPr>
+        <w:t>로 배분한다.</w:t>
       </w:r>
     </w:p>
     <w:p>

--- a/archive/2026-10-02/contracts/01_장기_육상선수_전속_매니지먼트_계약서.docx
+++ b/archive/2026-10-02/contracts/01_장기_육상선수_전속_매니지먼트_계약서.docx
@@ -1095,7 +1095,7 @@
           <w:rFonts w:ascii="Calibri" w:hAnsi="Calibri" w:eastAsia="Malgun Gothic"/>
           <w:b w:val="0"/>
         </w:rPr>
-        <w:t xml:space="preserve"> 선수가 제안을 받은 날짜·제안자·경로를 회사에 서면으로 알린 거래는 </w:t>
+        <w:t xml:space="preserve"> 선수가 본인의 계정·연락처로 받은 제안으로서 그 날짜·제안자·경로를 회사에 서면으로 알린 거래는 </w:t>
       </w:r>
       <w:r>
         <w:rPr>
@@ -1111,6 +1111,13 @@
           <w:b w:val="0"/>
         </w:rPr>
         <w:t>로 보며, 회사가 이를 교섭·계약·정산하는 경우 제12조제4항 단서의 배분비율을 적용한다.</w:t>
+      </w:r>
+      <w:r>
+        <w:rPr>
+          <w:rFonts w:ascii="Calibri" w:hAnsi="Calibri" w:eastAsia="Malgun Gothic"/>
+          <w:b w:val="0"/>
+        </w:rPr>
+        <w:t xml:space="preserve"> 다만 회사의 계정·이메일·연락처나 회사가 배포한 제안서 등 회사 채널을 통해 접수된 제안은 특정 선수를 지목한 경우에도 회사가 유치한 거래로 보아 제12조제4항 본문의 배분비율을 적용한다.</w:t>
       </w:r>
     </w:p>
     <w:p>

--- a/archive/2026-10-02/contracts/01_장기_육상선수_전속_매니지먼트_계약서.docx
+++ b/archive/2026-10-02/contracts/01_장기_육상선수_전속_매니지먼트_계약서.docx
@@ -4323,7 +4323,7 @@
           <w:rFonts w:ascii="Calibri" w:hAnsi="Calibri" w:eastAsia="Malgun Gothic"/>
           <w:b w:val="0"/>
         </w:rPr>
-        <w:t>⑤ 회사의 귀책으로 선수가 해지하는 경우 선수는 위약벌·미회수 재투자금·미경과 계약금을 반환하지 않는다.</w:t>
+        <w:t>⑤ 회사의 귀책으로 선수가 해지하는 경우 선수는 손해배상 예정액·미회수 재투자금·미경과 계약금을 반환하지 않는다.</w:t>
       </w:r>
     </w:p>
     <w:p>
@@ -4359,7 +4359,7 @@
           <w:rFonts w:ascii="Calibri" w:hAnsi="Calibri" w:eastAsia="Malgun Gothic"/>
           <w:b w:val="0"/>
         </w:rPr>
-        <w:t>위약벌</w:t>
+        <w:t>제2항에 따른 손해배상 예정액</w:t>
       </w:r>
     </w:p>
     <w:p>
@@ -4413,16 +4413,7 @@
           <w:rFonts w:ascii="Calibri" w:hAnsi="Calibri" w:eastAsia="Malgun Gothic"/>
           <w:b w:val="0"/>
         </w:rPr>
-        <w:t>② 위약벌은 계약 이행과 전속의무를 확보하기 위한 제재로서, 계약기간 중 발생한 배분대상 총매출의 15%로 한다.</w:t>
-      </w:r>
-    </w:p>
-    <w:p>
-      <w:r>
-        <w:rPr>
-          <w:rFonts w:ascii="Calibri" w:hAnsi="Calibri" w:eastAsia="Malgun Gothic"/>
-          <w:b w:val="0"/>
-        </w:rPr>
-        <w:t xml:space="preserve">③ 미회수 재투자금 반환액은 </w:t>
+        <w:t xml:space="preserve">② 제1항제1호의 금액은 손해배상액의 예정으로서, </w:t>
       </w:r>
       <w:r>
         <w:rPr>
@@ -4430,6 +4421,30 @@
           <w:b/>
           <w:color w:val="0D5F5A"/>
         </w:rPr>
+        <w:t>해지일까지 계약기간 중 발생한 배분대상 총매출의 15%에 잔여 계약기간을 전체 계약기간으로 나눈 비율을 곱한 금액</w:t>
+      </w:r>
+      <w:r>
+        <w:rPr>
+          <w:rFonts w:ascii="Calibri" w:hAnsi="Calibri" w:eastAsia="Malgun Gothic"/>
+          <w:b w:val="0"/>
+        </w:rPr>
+        <w:t>으로 한다. 기간 계산은 제3항과 같다.</w:t>
+      </w:r>
+    </w:p>
+    <w:p>
+      <w:r>
+        <w:rPr>
+          <w:rFonts w:ascii="Calibri" w:hAnsi="Calibri" w:eastAsia="Malgun Gothic"/>
+          <w:b w:val="0"/>
+        </w:rPr>
+        <w:t xml:space="preserve">③ 미회수 재투자금 반환액은 </w:t>
+      </w:r>
+      <w:r>
+        <w:rPr>
+          <w:rFonts w:ascii="Calibri" w:hAnsi="Calibri" w:eastAsia="Malgun Gothic"/>
+          <w:b/>
+          <w:color w:val="0D5F5A"/>
+        </w:rPr>
         <w:t>해지일 현재 미회수 재투자금에 잔여 계약기간을 전체 계약기간으로 나눈 비율을 곱한 금액</w:t>
       </w:r>
       <w:r>
@@ -4437,16 +4452,16 @@
           <w:rFonts w:ascii="Calibri" w:hAnsi="Calibri" w:eastAsia="Malgun Gothic"/>
           <w:b w:val="0"/>
         </w:rPr>
-        <w:t>으로 한다. 기간은 월 단위로 계산하며 1개월 미만은 버린다. 이 반환은 회사가 선수의 장래 활동을 전제로 집행한 투자금 중 계약 종료로 회수 기회를 잃은 금액을 정산하기 위한 것으로 위약벌과 그 목적을 달리한다.</w:t>
-      </w:r>
-    </w:p>
-    <w:p>
-      <w:r>
-        <w:rPr>
-          <w:rFonts w:ascii="Calibri" w:hAnsi="Calibri" w:eastAsia="Malgun Gothic"/>
-          <w:b w:val="0"/>
-        </w:rPr>
-        <w:t>④ 동일한 손해 또는 비용을 위약벌·투자금 반환·손해배상 명목으로 중복하여 청구하지 않는다.</w:t>
+        <w:t>으로 한다. 기간은 월 단위로 계산하며 1개월 미만은 버린다. 이 반환은 회사가 선수의 장래 활동을 전제로 집행한 투자금 중 계약 종료로 회수 기회를 잃은 금액을 정산하기 위한 것으로 손해배상 예정액과 그 목적을 달리한다.</w:t>
+      </w:r>
+    </w:p>
+    <w:p>
+      <w:r>
+        <w:rPr>
+          <w:rFonts w:ascii="Calibri" w:hAnsi="Calibri" w:eastAsia="Malgun Gothic"/>
+          <w:b w:val="0"/>
+        </w:rPr>
+        <w:t>④ 동일한 손해 또는 비용을 손해배상 예정액·투자금 반환·기타 손해배상 명목으로 중복하여 청구하지 않는다.</w:t>
       </w:r>
     </w:p>
     <w:p>
@@ -4464,7 +4479,22 @@
           <w:rFonts w:ascii="Calibri" w:hAnsi="Calibri" w:eastAsia="Malgun Gothic"/>
           <w:b w:val="0"/>
         </w:rPr>
-        <w:t>⑥ 위약벌 또는 반환금이 관계 법령상 지나치게 과중하다고 판단되는 경우 당사자는 실제 계약이행 기간, 회사의 투자와 업무수행, 선수의 위반 정도 및 예상손해를 고려하여 조정할 수 있다.</w:t>
+        <w:t xml:space="preserve">⑥ 손해배상 예정액 또는 반환금이 부당히 과다한 경우 </w:t>
+      </w:r>
+      <w:r>
+        <w:rPr>
+          <w:rFonts w:ascii="Calibri" w:hAnsi="Calibri" w:eastAsia="Malgun Gothic"/>
+          <w:b/>
+          <w:color w:val="0D5F5A"/>
+        </w:rPr>
+        <w:t>법원은 이를 적당히 감액할 수 있다.</w:t>
+      </w:r>
+      <w:r>
+        <w:rPr>
+          <w:rFonts w:ascii="Calibri" w:hAnsi="Calibri" w:eastAsia="Malgun Gothic"/>
+          <w:b w:val="0"/>
+        </w:rPr>
+        <w:t xml:space="preserve"> 당사자는 실제 계약이행 기간, 회사의 투자와 업무수행, 선수의 위반 정도 및 예상손해를 고려하여 협의로 조정할 수도 있다.</w:t>
       </w:r>
     </w:p>
     <w:p>
@@ -4494,7 +4524,7 @@
           <w:rFonts w:ascii="Calibri" w:hAnsi="Calibri" w:eastAsia="Malgun Gothic"/>
           <w:b w:val="0"/>
         </w:rPr>
-        <w:t>② 제1항에 따라 계약이 종료되면 선수에게 위약벌을 부과하지 않는다.</w:t>
+        <w:t>② 제1항에 따라 계약이 종료되면 선수에게 손해배상 예정액을 부과하지 않는다.</w:t>
       </w:r>
     </w:p>
     <w:p>

--- a/archive/2026-10-02/contracts/01_장기_육상선수_전속_매니지먼트_계약서.docx
+++ b/archive/2026-10-02/contracts/01_장기_육상선수_전속_매니지먼트_계약서.docx
@@ -3602,7 +3602,22 @@
           <w:rFonts w:ascii="Calibri" w:hAnsi="Calibri" w:eastAsia="Malgun Gothic"/>
           <w:b w:val="0"/>
         </w:rPr>
-        <w:t>① 회사가 재투자금 또는 회사 비용으로 개설·운영한 채널의 개설자 지위, 로그인 권한, 관리자 권한, 채널명·핸들, 수익화 계정 연결권 및 운영권은 회사에 귀속한다.</w:t>
+        <w:t>① 회사가 재투자금 또는 회사 비용으로 새로 개설한 채널의 개설자 지위, 로그인 권한, 관리자 권한, 채널명·핸들, 수익화 계정 연결권 및 운영권은 회사에 귀속한다.</w:t>
+      </w:r>
+      <w:r>
+        <w:rPr>
+          <w:rFonts w:ascii="Calibri" w:hAnsi="Calibri" w:eastAsia="Malgun Gothic"/>
+          <w:b w:val="0"/>
+        </w:rPr>
+        <w:t xml:space="preserve"> </w:t>
+      </w:r>
+      <w:r>
+        <w:rPr>
+          <w:rFonts w:ascii="Calibri" w:hAnsi="Calibri" w:eastAsia="Malgun Gothic"/>
+          <w:b/>
+          <w:color w:val="0D5F5A"/>
+        </w:rPr>
+        <w:t>계약 체결 전부터 선수가 보유한 계정과 선수 본인 명의로 개설된 계정은 회사가 콘텐츠 제작비·광고비 등을 부담하였더라도 선수에게 귀속하며, 본 조와 제18조를 적용하지 않는다.</w:t>
       </w:r>
     </w:p>
     <w:p>

--- a/archive/2026-10-02/contracts/01_장기_육상선수_전속_매니지먼트_계약서.docx
+++ b/archive/2026-10-02/contracts/01_장기_육상선수_전속_매니지먼트_계약서.docx
@@ -922,6 +922,21 @@
         </w:rPr>
         <w:t>에는 종이문서, 전자서명 문서, 이메일, 문자메시지 및 당사자를 확인할 수 있는 메신저 대화를 포함한다.</w:t>
       </w:r>
+      <w:r>
+        <w:rPr>
+          <w:rFonts w:ascii="Calibri" w:hAnsi="Calibri" w:eastAsia="Malgun Gothic"/>
+          <w:b w:val="0"/>
+        </w:rPr>
+        <w:t xml:space="preserve"> </w:t>
+      </w:r>
+      <w:r>
+        <w:rPr>
+          <w:rFonts w:ascii="Calibri" w:hAnsi="Calibri" w:eastAsia="Malgun Gothic"/>
+          <w:b/>
+          <w:color w:val="0D5F5A"/>
+        </w:rPr>
+        <w:t>다만 수수료·배분비율·서비스 비용의 결정과 변경은 당사자가 서명(전자서명 포함)한 문서로만 한다.</w:t>
+      </w:r>
     </w:p>
     <w:p>
       <w:pPr>
@@ -1357,7 +1372,7 @@
           <w:rFonts w:ascii="Calibri" w:hAnsi="Calibri" w:eastAsia="Malgun Gothic"/>
           <w:b w:val="0"/>
         </w:rPr>
-        <w:t>⑤ 제4항의 업무에 대한 비용은 별도의 위임계약 또는 서비스 신청서로 정한다. 이메일·문자·메신저로 업무 범위와 비용에 합의한 경우에도 유효한 서면합의로 본다.</w:t>
+        <w:t>⑤ 제4항의 업무에 대한 비용은 당사자가 서명(전자서명 포함)한 별도의 위임계약 또는 서비스 신청서로 정한다. 업무 일정 등 비용 외 사항은 이메일·문자·메신저로 협의할 수 있다.</w:t>
       </w:r>
     </w:p>
     <w:p>
@@ -3287,7 +3302,22 @@
           <w:rFonts w:ascii="Calibri" w:hAnsi="Calibri" w:eastAsia="Malgun Gothic"/>
           <w:b w:val="0"/>
         </w:rPr>
-        <w:t>② 선수가 소속기관으로부터 정상적으로 급여를 받는 동안, 회사는 회사의 기본 배분금 중 80%를 선수의 마케팅·브랜딩·콘텐츠 제작·홍보 등에 재투자하고 20%는 운영 유보금으로 보유한다.</w:t>
+        <w:t xml:space="preserve">② 회사는 </w:t>
+      </w:r>
+      <w:r>
+        <w:rPr>
+          <w:rFonts w:ascii="Calibri" w:hAnsi="Calibri" w:eastAsia="Malgun Gothic"/>
+          <w:b/>
+          <w:color w:val="0D5F5A"/>
+        </w:rPr>
+        <w:t>회사의 기본 배분금 중 80%를</w:t>
+      </w:r>
+      <w:r>
+        <w:rPr>
+          <w:rFonts w:ascii="Calibri" w:hAnsi="Calibri" w:eastAsia="Malgun Gothic"/>
+          <w:b w:val="0"/>
+        </w:rPr>
+        <w:t xml:space="preserve"> 선수의 마케팅·브랜딩·콘텐츠 제작·홍보 등에 재투자하고 20%는 운영 유보금으로 보유한다.</w:t>
       </w:r>
     </w:p>
     <w:p>
@@ -3452,16 +3482,33 @@
           <w:rFonts w:ascii="Calibri" w:hAnsi="Calibri" w:eastAsia="Malgun Gothic"/>
           <w:b w:val="0"/>
         </w:rPr>
-        <w:t>⑦ 회사는 재투자 내역과 증빙자료를 보관하고 정산명세서 또는 별도 투자보고서로 선수에게 제공한다.</w:t>
-      </w:r>
-    </w:p>
-    <w:p>
-      <w:r>
-        <w:rPr>
-          <w:rFonts w:ascii="Calibri" w:hAnsi="Calibri" w:eastAsia="Malgun Gothic"/>
-          <w:b w:val="0"/>
-        </w:rPr>
-        <w:t>⑧ AAC 개인채널 콘텐츠 참여보상은 선수의 자발적 참여에 대한 비회수성 홍보 인센티브이다. 선수 수익, 회사의 기본 배분금 또는 미회수 재투자금에서 공제하지 않으며 재투자금 원장에 계상하지 않는다.</w:t>
+        <w:t xml:space="preserve">⑦ </w:t>
+      </w:r>
+      <w:r>
+        <w:rPr>
+          <w:rFonts w:ascii="Calibri" w:hAnsi="Calibri" w:eastAsia="Malgun Gothic"/>
+          <w:b/>
+          <w:color w:val="0D5F5A"/>
+        </w:rPr>
+        <w:t>해당 회계연도에 집행되지 않은 재투자 예정액은 다음 회계연도로 이월하며, 계약이 종료될 때 집행되지 않고 남은 재투자 예정액의 50%는 종료일부터 45일 이내에 선수에게 지급한다.</w:t>
+      </w:r>
+    </w:p>
+    <w:p>
+      <w:r>
+        <w:rPr>
+          <w:rFonts w:ascii="Calibri" w:hAnsi="Calibri" w:eastAsia="Malgun Gothic"/>
+          <w:b w:val="0"/>
+        </w:rPr>
+        <w:t>⑧ 회사는 재투자 내역과 증빙자료를 보관하고 정산명세서 또는 별도 투자보고서로 선수에게 제공한다.</w:t>
+      </w:r>
+    </w:p>
+    <w:p>
+      <w:r>
+        <w:rPr>
+          <w:rFonts w:ascii="Calibri" w:hAnsi="Calibri" w:eastAsia="Malgun Gothic"/>
+          <w:b w:val="0"/>
+        </w:rPr>
+        <w:t>⑨ AAC 개인채널 콘텐츠 참여보상은 선수의 자발적 참여에 대한 비회수성 홍보 인센티브이다. 선수 수익, 회사의 기본 배분금 또는 미회수 재투자금에서 공제하지 않으며 재투자금 원장에 계상하지 않는다.</w:t>
       </w:r>
     </w:p>
     <w:p>
@@ -3683,46 +3730,31 @@
           <w:rFonts w:ascii="Calibri" w:hAnsi="Calibri" w:eastAsia="Malgun Gothic"/>
           <w:b w:val="0"/>
         </w:rPr>
-        <w:t>② 채널 이전대가는 다음 금액 중 큰 금액으로 한다.</w:t>
-      </w:r>
-    </w:p>
-    <w:p>
-      <w:pPr>
-        <w:numPr>
-          <w:ilvl w:val="0"/>
-          <w:numId w:val="32"/>
-        </w:numPr>
-      </w:pPr>
-      <w:r>
-        <w:rPr>
-          <w:rFonts w:ascii="Calibri" w:hAnsi="Calibri" w:eastAsia="Malgun Gothic"/>
-          <w:b w:val="0"/>
-        </w:rPr>
-        <w:t>누적 재투자금의 30%에 1,000만 원 초과분의 20%를 더한 금액</w:t>
-      </w:r>
-    </w:p>
-    <w:p>
-      <w:pPr>
-        <w:numPr>
-          <w:ilvl w:val="0"/>
-          <w:numId w:val="32"/>
-        </w:numPr>
-      </w:pPr>
-      <w:r>
-        <w:rPr>
-          <w:rFonts w:ascii="Calibri" w:hAnsi="Calibri" w:eastAsia="Malgun Gothic"/>
-          <w:b w:val="0"/>
-        </w:rPr>
-        <w:t>이전 요청일 직전 24개월 동안의 월평균 채널 순수익에 24를 곱한 금액</w:t>
-      </w:r>
-    </w:p>
-    <w:p>
-      <w:r>
-        <w:rPr>
-          <w:rFonts w:ascii="Calibri" w:hAnsi="Calibri" w:eastAsia="Malgun Gothic"/>
-          <w:b w:val="0"/>
-        </w:rPr>
-        <w:t>③ 채널 운영기간이 24개월 미만인 경우 실제 운영기간의 월평균 순수익에 24를 곱한다. 다만 실제 운영기간이 3개월 미만이면 제2항 제1호를 우선 적용하거나 별도 합의한다.</w:t>
+        <w:t xml:space="preserve">② 채널 이전대가는 </w:t>
+      </w:r>
+      <w:r>
+        <w:rPr>
+          <w:rFonts w:ascii="Calibri" w:hAnsi="Calibri" w:eastAsia="Malgun Gothic"/>
+          <w:b/>
+          <w:color w:val="0D5F5A"/>
+        </w:rPr>
+        <w:t>이전 요청일 현재 해당 채널에 집행된 재투자금 중 미회수 금액과 이전 요청일 직전 12개월 동안의 채널 순수익을 더한 금액</w:t>
+      </w:r>
+      <w:r>
+        <w:rPr>
+          <w:rFonts w:ascii="Calibri" w:hAnsi="Calibri" w:eastAsia="Malgun Gothic"/>
+          <w:b w:val="0"/>
+        </w:rPr>
+        <w:t>으로 한다.</w:t>
+      </w:r>
+    </w:p>
+    <w:p>
+      <w:r>
+        <w:rPr>
+          <w:rFonts w:ascii="Calibri" w:hAnsi="Calibri" w:eastAsia="Malgun Gothic"/>
+          <w:b w:val="0"/>
+        </w:rPr>
+        <w:t>③ 채널 운영기간이 12개월 미만인 경우 실제 운영기간의 채널 순수익을 더한다.</w:t>
       </w:r>
     </w:p>
     <w:p>
@@ -4234,6 +4266,22 @@
       </w:r>
     </w:p>
     <w:p>
+      <w:pPr>
+        <w:numPr>
+          <w:ilvl w:val="0"/>
+          <w:numId w:val="34"/>
+        </w:numPr>
+      </w:pPr>
+      <w:r>
+        <w:rPr>
+          <w:rFonts w:ascii="Calibri" w:hAnsi="Calibri" w:eastAsia="Malgun Gothic"/>
+          <w:b/>
+          <w:color w:val="0D5F5A"/>
+        </w:rPr>
+        <w:t>대표자 장호준이 회사 업무에서 물러나거나 3개월 이상 본 계약상 업무를 수행할 수 없게 된 경우</w:t>
+      </w:r>
+    </w:p>
+    <w:p>
       <w:r>
         <w:rPr>
           <w:rFonts w:ascii="Calibri" w:hAnsi="Calibri" w:eastAsia="Malgun Gothic"/>
@@ -4338,7 +4386,22 @@
           <w:rFonts w:ascii="Calibri" w:hAnsi="Calibri" w:eastAsia="Malgun Gothic"/>
           <w:b w:val="0"/>
         </w:rPr>
-        <w:t>⑤ 회사의 귀책으로 선수가 해지하는 경우 선수는 손해배상 예정액·미회수 재투자금·미경과 계약금을 반환하지 않는다.</w:t>
+        <w:t xml:space="preserve">⑤ 회사의 귀책 또는 </w:t>
+      </w:r>
+      <w:r>
+        <w:rPr>
+          <w:rFonts w:ascii="Calibri" w:hAnsi="Calibri" w:eastAsia="Malgun Gothic"/>
+          <w:b/>
+          <w:color w:val="0D5F5A"/>
+        </w:rPr>
+        <w:t>제3항제7호의 사유로</w:t>
+      </w:r>
+      <w:r>
+        <w:rPr>
+          <w:rFonts w:ascii="Calibri" w:hAnsi="Calibri" w:eastAsia="Malgun Gothic"/>
+          <w:b w:val="0"/>
+        </w:rPr>
+        <w:t xml:space="preserve"> 선수가 해지하는 경우 선수는 손해배상 예정액·미회수 재투자금·미경과 계약금을 반환하지 않는다.</w:t>
       </w:r>
     </w:p>
     <w:p>

--- a/archive/2026-10-02/contracts/01_장기_육상선수_전속_매니지먼트_계약서.docx
+++ b/archive/2026-10-02/contracts/01_장기_육상선수_전속_매니지먼트_계약서.docx
@@ -535,7 +535,7 @@
       <w:pPr>
         <w:numPr>
           <w:ilvl w:val="0"/>
-          <w:numId w:val="12"/>
+          <w:numId w:val="39"/>
         </w:numPr>
       </w:pPr>
       <w:r>
@@ -557,7 +557,7 @@
       <w:pPr>
         <w:numPr>
           <w:ilvl w:val="0"/>
-          <w:numId w:val="12"/>
+          <w:numId w:val="39"/>
         </w:numPr>
       </w:pPr>
       <w:r>
@@ -729,7 +729,7 @@
       <w:pPr>
         <w:numPr>
           <w:ilvl w:val="0"/>
-          <w:numId w:val="12"/>
+          <w:numId w:val="39"/>
         </w:numPr>
       </w:pPr>
       <w:r>
@@ -751,7 +751,7 @@
       <w:pPr>
         <w:numPr>
           <w:ilvl w:val="0"/>
-          <w:numId w:val="12"/>
+          <w:numId w:val="39"/>
         </w:numPr>
       </w:pPr>
       <w:r>
@@ -773,7 +773,7 @@
       <w:pPr>
         <w:numPr>
           <w:ilvl w:val="0"/>
-          <w:numId w:val="12"/>
+          <w:numId w:val="39"/>
         </w:numPr>
       </w:pPr>
       <w:r>
@@ -795,29 +795,37 @@
       <w:pPr>
         <w:numPr>
           <w:ilvl w:val="0"/>
-          <w:numId w:val="12"/>
+          <w:numId w:val="39"/>
         </w:numPr>
       </w:pPr>
       <w:r>
         <w:rPr>
           <w:rFonts w:ascii="Calibri" w:hAnsi="Calibri" w:eastAsia="Malgun Gothic"/>
+          <w:b w:val="0"/>
+        </w:rPr>
+        <w:t>“직접비용”이란 해당 수익을 발생시키기 위해 직접 지출된 플랫폼 수수료, 광고대행 수수료</w:t>
+      </w:r>
+      <w:r>
+        <w:rPr>
+          <w:rFonts w:ascii="Calibri" w:hAnsi="Calibri" w:eastAsia="Malgun Gothic"/>
           <w:b/>
-        </w:rPr>
-        <w:t>“직접비용”</w:t>
-      </w:r>
-      <w:r>
-        <w:rPr>
-          <w:rFonts w:ascii="Calibri" w:hAnsi="Calibri" w:eastAsia="Malgun Gothic"/>
-          <w:b w:val="0"/>
-        </w:rPr>
-        <w:t>이란 해당 수익을 발생시키기 위해 직접 지출된 플랫폼 수수료, 광고대행 수수료, 제3자 권리자 지급액, 환불금, 대회 참가비, 교통비, 항공료, 숙박비 및 사전에 승인된 비용을 말한다.</w:t>
+          <w:color w:val="0D5F5A"/>
+        </w:rPr>
+        <w:t>(회사 또는 회사의 관계사가 받는 대행수수료는 제외한다)</w:t>
+      </w:r>
+      <w:r>
+        <w:rPr>
+          <w:rFonts w:ascii="Calibri" w:hAnsi="Calibri" w:eastAsia="Malgun Gothic"/>
+          <w:b w:val="0"/>
+        </w:rPr>
+        <w:t>, 제3자 권리자 지급액, 환불금, 대회 참가비, 교통비, 항공료, 숙박비 및 사전에 승인된 비용을 말한다.</w:t>
       </w:r>
     </w:p>
     <w:p>
       <w:pPr>
         <w:numPr>
           <w:ilvl w:val="0"/>
-          <w:numId w:val="12"/>
+          <w:numId w:val="39"/>
         </w:numPr>
       </w:pPr>
       <w:r>
@@ -839,7 +847,7 @@
       <w:pPr>
         <w:numPr>
           <w:ilvl w:val="0"/>
-          <w:numId w:val="12"/>
+          <w:numId w:val="39"/>
         </w:numPr>
       </w:pPr>
       <w:r>
@@ -861,7 +869,7 @@
       <w:pPr>
         <w:numPr>
           <w:ilvl w:val="0"/>
-          <w:numId w:val="12"/>
+          <w:numId w:val="39"/>
         </w:numPr>
       </w:pPr>
       <w:r>
@@ -883,7 +891,7 @@
       <w:pPr>
         <w:numPr>
           <w:ilvl w:val="0"/>
-          <w:numId w:val="12"/>
+          <w:numId w:val="39"/>
         </w:numPr>
       </w:pPr>
       <w:r>
@@ -905,7 +913,7 @@
       <w:pPr>
         <w:numPr>
           <w:ilvl w:val="0"/>
-          <w:numId w:val="12"/>
+          <w:numId w:val="39"/>
         </w:numPr>
       </w:pPr>
       <w:r>
@@ -972,7 +980,7 @@
       <w:pPr>
         <w:numPr>
           <w:ilvl w:val="0"/>
-          <w:numId w:val="13"/>
+          <w:numId w:val="40"/>
         </w:numPr>
       </w:pPr>
       <w:r>
@@ -987,7 +995,7 @@
       <w:pPr>
         <w:numPr>
           <w:ilvl w:val="0"/>
-          <w:numId w:val="13"/>
+          <w:numId w:val="40"/>
         </w:numPr>
       </w:pPr>
       <w:r>
@@ -1002,7 +1010,7 @@
       <w:pPr>
         <w:numPr>
           <w:ilvl w:val="0"/>
-          <w:numId w:val="13"/>
+          <w:numId w:val="40"/>
         </w:numPr>
       </w:pPr>
       <w:r>
@@ -1017,7 +1025,7 @@
       <w:pPr>
         <w:numPr>
           <w:ilvl w:val="0"/>
-          <w:numId w:val="13"/>
+          <w:numId w:val="40"/>
         </w:numPr>
       </w:pPr>
       <w:r>
@@ -1032,7 +1040,7 @@
       <w:pPr>
         <w:numPr>
           <w:ilvl w:val="0"/>
-          <w:numId w:val="13"/>
+          <w:numId w:val="40"/>
         </w:numPr>
       </w:pPr>
       <w:r>
@@ -1047,7 +1055,7 @@
       <w:pPr>
         <w:numPr>
           <w:ilvl w:val="0"/>
-          <w:numId w:val="13"/>
+          <w:numId w:val="40"/>
         </w:numPr>
       </w:pPr>
       <w:r>
@@ -1062,7 +1070,7 @@
       <w:pPr>
         <w:numPr>
           <w:ilvl w:val="0"/>
-          <w:numId w:val="13"/>
+          <w:numId w:val="40"/>
         </w:numPr>
       </w:pPr>
       <w:r>
@@ -1077,7 +1085,7 @@
       <w:pPr>
         <w:numPr>
           <w:ilvl w:val="0"/>
-          <w:numId w:val="13"/>
+          <w:numId w:val="40"/>
         </w:numPr>
       </w:pPr>
       <w:r>
@@ -1187,7 +1195,7 @@
       <w:pPr>
         <w:numPr>
           <w:ilvl w:val="0"/>
-          <w:numId w:val="14"/>
+          <w:numId w:val="41"/>
         </w:numPr>
       </w:pPr>
       <w:r>
@@ -1202,7 +1210,7 @@
       <w:pPr>
         <w:numPr>
           <w:ilvl w:val="0"/>
-          <w:numId w:val="14"/>
+          <w:numId w:val="41"/>
         </w:numPr>
       </w:pPr>
       <w:r>
@@ -1217,7 +1225,7 @@
       <w:pPr>
         <w:numPr>
           <w:ilvl w:val="0"/>
-          <w:numId w:val="14"/>
+          <w:numId w:val="41"/>
         </w:numPr>
       </w:pPr>
       <w:r>
@@ -1232,7 +1240,7 @@
       <w:pPr>
         <w:numPr>
           <w:ilvl w:val="0"/>
-          <w:numId w:val="14"/>
+          <w:numId w:val="41"/>
         </w:numPr>
       </w:pPr>
       <w:r>
@@ -1247,7 +1255,7 @@
       <w:pPr>
         <w:numPr>
           <w:ilvl w:val="0"/>
-          <w:numId w:val="14"/>
+          <w:numId w:val="41"/>
         </w:numPr>
       </w:pPr>
       <w:r>
@@ -1262,7 +1270,7 @@
       <w:pPr>
         <w:numPr>
           <w:ilvl w:val="0"/>
-          <w:numId w:val="14"/>
+          <w:numId w:val="41"/>
         </w:numPr>
       </w:pPr>
       <w:r>
@@ -1277,7 +1285,7 @@
       <w:pPr>
         <w:numPr>
           <w:ilvl w:val="0"/>
-          <w:numId w:val="14"/>
+          <w:numId w:val="41"/>
         </w:numPr>
       </w:pPr>
       <w:r>
@@ -1292,7 +1300,7 @@
       <w:pPr>
         <w:numPr>
           <w:ilvl w:val="0"/>
-          <w:numId w:val="14"/>
+          <w:numId w:val="41"/>
         </w:numPr>
       </w:pPr>
       <w:r>
@@ -1307,7 +1315,7 @@
       <w:pPr>
         <w:numPr>
           <w:ilvl w:val="0"/>
-          <w:numId w:val="14"/>
+          <w:numId w:val="41"/>
         </w:numPr>
       </w:pPr>
       <w:r>
@@ -1322,7 +1330,7 @@
       <w:pPr>
         <w:numPr>
           <w:ilvl w:val="0"/>
-          <w:numId w:val="14"/>
+          <w:numId w:val="41"/>
         </w:numPr>
       </w:pPr>
       <w:r>
@@ -1337,7 +1345,7 @@
       <w:pPr>
         <w:numPr>
           <w:ilvl w:val="0"/>
-          <w:numId w:val="14"/>
+          <w:numId w:val="41"/>
         </w:numPr>
       </w:pPr>
       <w:r>
@@ -1409,7 +1417,7 @@
       <w:pPr>
         <w:numPr>
           <w:ilvl w:val="0"/>
-          <w:numId w:val="15"/>
+          <w:numId w:val="42"/>
         </w:numPr>
       </w:pPr>
       <w:r>
@@ -1424,7 +1432,7 @@
       <w:pPr>
         <w:numPr>
           <w:ilvl w:val="0"/>
-          <w:numId w:val="15"/>
+          <w:numId w:val="42"/>
         </w:numPr>
       </w:pPr>
       <w:r>
@@ -1439,7 +1447,7 @@
       <w:pPr>
         <w:numPr>
           <w:ilvl w:val="0"/>
-          <w:numId w:val="15"/>
+          <w:numId w:val="42"/>
         </w:numPr>
       </w:pPr>
       <w:r>
@@ -1454,7 +1462,7 @@
       <w:pPr>
         <w:numPr>
           <w:ilvl w:val="0"/>
-          <w:numId w:val="15"/>
+          <w:numId w:val="42"/>
         </w:numPr>
       </w:pPr>
       <w:r>
@@ -1469,7 +1477,7 @@
       <w:pPr>
         <w:numPr>
           <w:ilvl w:val="0"/>
-          <w:numId w:val="15"/>
+          <w:numId w:val="42"/>
         </w:numPr>
       </w:pPr>
       <w:r>
@@ -1484,7 +1492,7 @@
       <w:pPr>
         <w:numPr>
           <w:ilvl w:val="0"/>
-          <w:numId w:val="15"/>
+          <w:numId w:val="42"/>
         </w:numPr>
       </w:pPr>
       <w:r>
@@ -1499,7 +1507,7 @@
       <w:pPr>
         <w:numPr>
           <w:ilvl w:val="0"/>
-          <w:numId w:val="15"/>
+          <w:numId w:val="42"/>
         </w:numPr>
       </w:pPr>
       <w:r>
@@ -1541,7 +1549,7 @@
       <w:pPr>
         <w:numPr>
           <w:ilvl w:val="0"/>
-          <w:numId w:val="16"/>
+          <w:numId w:val="43"/>
         </w:numPr>
       </w:pPr>
       <w:r>
@@ -1556,7 +1564,7 @@
       <w:pPr>
         <w:numPr>
           <w:ilvl w:val="0"/>
-          <w:numId w:val="16"/>
+          <w:numId w:val="43"/>
         </w:numPr>
       </w:pPr>
       <w:r>
@@ -1571,7 +1579,7 @@
       <w:pPr>
         <w:numPr>
           <w:ilvl w:val="0"/>
-          <w:numId w:val="16"/>
+          <w:numId w:val="43"/>
         </w:numPr>
       </w:pPr>
       <w:r>
@@ -1586,7 +1594,7 @@
       <w:pPr>
         <w:numPr>
           <w:ilvl w:val="0"/>
-          <w:numId w:val="16"/>
+          <w:numId w:val="43"/>
         </w:numPr>
       </w:pPr>
       <w:r>
@@ -1601,7 +1609,7 @@
       <w:pPr>
         <w:numPr>
           <w:ilvl w:val="0"/>
-          <w:numId w:val="16"/>
+          <w:numId w:val="43"/>
         </w:numPr>
       </w:pPr>
       <w:r>
@@ -1616,7 +1624,7 @@
       <w:pPr>
         <w:numPr>
           <w:ilvl w:val="0"/>
-          <w:numId w:val="16"/>
+          <w:numId w:val="43"/>
         </w:numPr>
       </w:pPr>
       <w:r>
@@ -1652,6 +1660,21 @@
           <w:b w:val="0"/>
         </w:rPr>
         <w:t>⑦ 회사가 World Athletics Athletes’ Representatives Rules의 적용을 받는 거래를 수행하는 경우, 회사는 해당 규정상 필요한 자격 또는 라이선스를 갖춘 자를 통하여 업무를 수행한다.</w:t>
+      </w:r>
+      <w:r>
+        <w:rPr>
+          <w:rFonts w:ascii="Calibri" w:hAnsi="Calibri" w:eastAsia="Malgun Gothic"/>
+          <w:b w:val="0"/>
+        </w:rPr>
+        <w:t xml:space="preserve"> </w:t>
+      </w:r>
+      <w:r>
+        <w:rPr>
+          <w:rFonts w:ascii="Calibri" w:hAnsi="Calibri" w:eastAsia="Malgun Gothic"/>
+          <w:b/>
+          <w:color w:val="0D5F5A"/>
+        </w:rPr>
+        <w:t>회사는 담당 대리인의 성명과 등록번호를 선수에게 서면으로 알린다.</w:t>
       </w:r>
     </w:p>
     <w:p>
@@ -1707,7 +1730,7 @@
       <w:pPr>
         <w:numPr>
           <w:ilvl w:val="0"/>
-          <w:numId w:val="17"/>
+          <w:numId w:val="44"/>
         </w:numPr>
       </w:pPr>
       <w:r>
@@ -1722,7 +1745,7 @@
       <w:pPr>
         <w:numPr>
           <w:ilvl w:val="0"/>
-          <w:numId w:val="17"/>
+          <w:numId w:val="44"/>
         </w:numPr>
       </w:pPr>
       <w:r>
@@ -1737,7 +1760,7 @@
       <w:pPr>
         <w:numPr>
           <w:ilvl w:val="0"/>
-          <w:numId w:val="17"/>
+          <w:numId w:val="44"/>
         </w:numPr>
       </w:pPr>
       <w:r>
@@ -1752,7 +1775,7 @@
       <w:pPr>
         <w:numPr>
           <w:ilvl w:val="0"/>
-          <w:numId w:val="17"/>
+          <w:numId w:val="44"/>
         </w:numPr>
       </w:pPr>
       <w:r>
@@ -1767,7 +1790,7 @@
       <w:pPr>
         <w:numPr>
           <w:ilvl w:val="0"/>
-          <w:numId w:val="17"/>
+          <w:numId w:val="44"/>
         </w:numPr>
       </w:pPr>
       <w:r>
@@ -1782,7 +1805,7 @@
       <w:pPr>
         <w:numPr>
           <w:ilvl w:val="0"/>
-          <w:numId w:val="17"/>
+          <w:numId w:val="44"/>
         </w:numPr>
       </w:pPr>
       <w:r>
@@ -1827,7 +1850,7 @@
       <w:pPr>
         <w:numPr>
           <w:ilvl w:val="0"/>
-          <w:numId w:val="18"/>
+          <w:numId w:val="45"/>
         </w:numPr>
       </w:pPr>
       <w:r>
@@ -1842,7 +1865,7 @@
       <w:pPr>
         <w:numPr>
           <w:ilvl w:val="0"/>
-          <w:numId w:val="18"/>
+          <w:numId w:val="45"/>
         </w:numPr>
       </w:pPr>
       <w:r>
@@ -1857,7 +1880,7 @@
       <w:pPr>
         <w:numPr>
           <w:ilvl w:val="0"/>
-          <w:numId w:val="18"/>
+          <w:numId w:val="45"/>
         </w:numPr>
       </w:pPr>
       <w:r>
@@ -1872,7 +1895,7 @@
       <w:pPr>
         <w:numPr>
           <w:ilvl w:val="0"/>
-          <w:numId w:val="18"/>
+          <w:numId w:val="45"/>
         </w:numPr>
       </w:pPr>
       <w:r>
@@ -1887,7 +1910,7 @@
       <w:pPr>
         <w:numPr>
           <w:ilvl w:val="0"/>
-          <w:numId w:val="18"/>
+          <w:numId w:val="45"/>
         </w:numPr>
       </w:pPr>
       <w:r>
@@ -1902,7 +1925,7 @@
       <w:pPr>
         <w:numPr>
           <w:ilvl w:val="0"/>
-          <w:numId w:val="18"/>
+          <w:numId w:val="45"/>
         </w:numPr>
       </w:pPr>
       <w:r>
@@ -1917,7 +1940,7 @@
       <w:pPr>
         <w:numPr>
           <w:ilvl w:val="0"/>
-          <w:numId w:val="18"/>
+          <w:numId w:val="45"/>
         </w:numPr>
       </w:pPr>
       <w:r>
@@ -1971,7 +1994,7 @@
       <w:pPr>
         <w:numPr>
           <w:ilvl w:val="0"/>
-          <w:numId w:val="19"/>
+          <w:numId w:val="46"/>
         </w:numPr>
       </w:pPr>
       <w:r>
@@ -1986,7 +2009,7 @@
       <w:pPr>
         <w:numPr>
           <w:ilvl w:val="0"/>
-          <w:numId w:val="19"/>
+          <w:numId w:val="46"/>
         </w:numPr>
       </w:pPr>
       <w:r>
@@ -2001,7 +2024,7 @@
       <w:pPr>
         <w:numPr>
           <w:ilvl w:val="0"/>
-          <w:numId w:val="19"/>
+          <w:numId w:val="46"/>
         </w:numPr>
       </w:pPr>
       <w:r>
@@ -2016,7 +2039,7 @@
       <w:pPr>
         <w:numPr>
           <w:ilvl w:val="0"/>
-          <w:numId w:val="19"/>
+          <w:numId w:val="46"/>
         </w:numPr>
       </w:pPr>
       <w:r>
@@ -2031,7 +2054,7 @@
       <w:pPr>
         <w:numPr>
           <w:ilvl w:val="0"/>
-          <w:numId w:val="19"/>
+          <w:numId w:val="46"/>
         </w:numPr>
       </w:pPr>
       <w:r>
@@ -2046,7 +2069,7 @@
       <w:pPr>
         <w:numPr>
           <w:ilvl w:val="0"/>
-          <w:numId w:val="19"/>
+          <w:numId w:val="46"/>
         </w:numPr>
       </w:pPr>
       <w:r>
@@ -2061,7 +2084,7 @@
       <w:pPr>
         <w:numPr>
           <w:ilvl w:val="0"/>
-          <w:numId w:val="19"/>
+          <w:numId w:val="46"/>
         </w:numPr>
       </w:pPr>
       <w:r>
@@ -2076,7 +2099,7 @@
       <w:pPr>
         <w:numPr>
           <w:ilvl w:val="0"/>
-          <w:numId w:val="19"/>
+          <w:numId w:val="46"/>
         </w:numPr>
       </w:pPr>
       <w:r>
@@ -2091,7 +2114,7 @@
       <w:pPr>
         <w:numPr>
           <w:ilvl w:val="0"/>
-          <w:numId w:val="19"/>
+          <w:numId w:val="46"/>
         </w:numPr>
       </w:pPr>
       <w:r>
@@ -2106,7 +2129,7 @@
       <w:pPr>
         <w:numPr>
           <w:ilvl w:val="0"/>
-          <w:numId w:val="19"/>
+          <w:numId w:val="46"/>
         </w:numPr>
       </w:pPr>
       <w:r>
@@ -2121,7 +2144,7 @@
       <w:pPr>
         <w:numPr>
           <w:ilvl w:val="0"/>
-          <w:numId w:val="19"/>
+          <w:numId w:val="46"/>
         </w:numPr>
       </w:pPr>
       <w:r>
@@ -2136,7 +2159,7 @@
       <w:pPr>
         <w:numPr>
           <w:ilvl w:val="0"/>
-          <w:numId w:val="19"/>
+          <w:numId w:val="46"/>
         </w:numPr>
       </w:pPr>
       <w:r>
@@ -2181,6 +2204,23 @@
           <w:b w:val="0"/>
         </w:rPr>
         <w:t>⑤ 회사가 정당한 사유 없이 6개월 이상 제1항의 실질적 업무를 수행하지 않은 경우 선수는 서면으로 시정을 요구할 수 있다. 회사가 요구를 받은 날부터 30일 이내에 합리적인 이행계획을 제시하거나 시정하지 않으면 선수는 제21조에 따라 계약변경 또는 해지를 요구할 수 있다.</w:t>
+      </w:r>
+    </w:p>
+    <w:p>
+      <w:r>
+        <w:rPr>
+          <w:rFonts w:ascii="Calibri" w:hAnsi="Calibri" w:eastAsia="Malgun Gothic"/>
+          <w:b w:val="0"/>
+        </w:rPr>
+        <w:t xml:space="preserve">⑥ </w:t>
+      </w:r>
+      <w:r>
+        <w:rPr>
+          <w:rFonts w:ascii="Calibri" w:hAnsi="Calibri" w:eastAsia="Malgun Gothic"/>
+          <w:b/>
+          <w:color w:val="0D5F5A"/>
+        </w:rPr>
+        <w:t>회사는 계약 체결 또는 변경 전에 선수에게 독립적인 법률 조언을 받을 수 있음을 서면으로 알리고, 선수가 조언을 받았거나 받지 않기로 결정했다는 확인을 받는다.</w:t>
       </w:r>
     </w:p>
     <w:p>
@@ -2208,7 +2248,7 @@
       <w:pPr>
         <w:numPr>
           <w:ilvl w:val="0"/>
-          <w:numId w:val="20"/>
+          <w:numId w:val="47"/>
         </w:numPr>
       </w:pPr>
       <w:r>
@@ -2223,7 +2263,7 @@
       <w:pPr>
         <w:numPr>
           <w:ilvl w:val="0"/>
-          <w:numId w:val="20"/>
+          <w:numId w:val="47"/>
         </w:numPr>
       </w:pPr>
       <w:r>
@@ -2238,7 +2278,7 @@
       <w:pPr>
         <w:numPr>
           <w:ilvl w:val="0"/>
-          <w:numId w:val="20"/>
+          <w:numId w:val="47"/>
         </w:numPr>
       </w:pPr>
       <w:r>
@@ -2253,7 +2293,7 @@
       <w:pPr>
         <w:numPr>
           <w:ilvl w:val="0"/>
-          <w:numId w:val="20"/>
+          <w:numId w:val="47"/>
         </w:numPr>
       </w:pPr>
       <w:r>
@@ -2268,7 +2308,7 @@
       <w:pPr>
         <w:numPr>
           <w:ilvl w:val="0"/>
-          <w:numId w:val="20"/>
+          <w:numId w:val="47"/>
         </w:numPr>
       </w:pPr>
       <w:r>
@@ -2283,7 +2323,7 @@
       <w:pPr>
         <w:numPr>
           <w:ilvl w:val="0"/>
-          <w:numId w:val="20"/>
+          <w:numId w:val="47"/>
         </w:numPr>
       </w:pPr>
       <w:r>
@@ -2298,7 +2338,7 @@
       <w:pPr>
         <w:numPr>
           <w:ilvl w:val="0"/>
-          <w:numId w:val="20"/>
+          <w:numId w:val="47"/>
         </w:numPr>
       </w:pPr>
       <w:r>
@@ -2313,7 +2353,7 @@
       <w:pPr>
         <w:numPr>
           <w:ilvl w:val="0"/>
-          <w:numId w:val="20"/>
+          <w:numId w:val="47"/>
         </w:numPr>
       </w:pPr>
       <w:r>
@@ -2403,7 +2443,7 @@
       <w:pPr>
         <w:numPr>
           <w:ilvl w:val="0"/>
-          <w:numId w:val="21"/>
+          <w:numId w:val="48"/>
         </w:numPr>
       </w:pPr>
       <w:r>
@@ -2418,7 +2458,7 @@
       <w:pPr>
         <w:numPr>
           <w:ilvl w:val="0"/>
-          <w:numId w:val="21"/>
+          <w:numId w:val="48"/>
         </w:numPr>
       </w:pPr>
       <w:r>
@@ -2433,7 +2473,7 @@
       <w:pPr>
         <w:numPr>
           <w:ilvl w:val="0"/>
-          <w:numId w:val="21"/>
+          <w:numId w:val="48"/>
         </w:numPr>
       </w:pPr>
       <w:r>
@@ -2448,7 +2488,7 @@
       <w:pPr>
         <w:numPr>
           <w:ilvl w:val="0"/>
-          <w:numId w:val="21"/>
+          <w:numId w:val="48"/>
         </w:numPr>
       </w:pPr>
       <w:r>
@@ -2596,7 +2636,7 @@
       <w:pPr>
         <w:numPr>
           <w:ilvl w:val="0"/>
-          <w:numId w:val="22"/>
+          <w:numId w:val="49"/>
         </w:numPr>
       </w:pPr>
       <w:r>
@@ -2611,7 +2651,7 @@
       <w:pPr>
         <w:numPr>
           <w:ilvl w:val="0"/>
-          <w:numId w:val="22"/>
+          <w:numId w:val="49"/>
         </w:numPr>
       </w:pPr>
       <w:r>
@@ -2626,7 +2666,7 @@
       <w:pPr>
         <w:numPr>
           <w:ilvl w:val="0"/>
-          <w:numId w:val="22"/>
+          <w:numId w:val="49"/>
         </w:numPr>
       </w:pPr>
       <w:r>
@@ -2641,7 +2681,7 @@
       <w:pPr>
         <w:numPr>
           <w:ilvl w:val="0"/>
-          <w:numId w:val="22"/>
+          <w:numId w:val="49"/>
         </w:numPr>
       </w:pPr>
       <w:r>
@@ -2656,7 +2696,7 @@
       <w:pPr>
         <w:numPr>
           <w:ilvl w:val="0"/>
-          <w:numId w:val="22"/>
+          <w:numId w:val="49"/>
         </w:numPr>
       </w:pPr>
       <w:r>
@@ -2671,7 +2711,7 @@
       <w:pPr>
         <w:numPr>
           <w:ilvl w:val="0"/>
-          <w:numId w:val="22"/>
+          <w:numId w:val="49"/>
         </w:numPr>
       </w:pPr>
       <w:r>
@@ -2686,7 +2726,7 @@
       <w:pPr>
         <w:numPr>
           <w:ilvl w:val="0"/>
-          <w:numId w:val="22"/>
+          <w:numId w:val="49"/>
         </w:numPr>
       </w:pPr>
       <w:r>
@@ -2701,7 +2741,7 @@
       <w:pPr>
         <w:numPr>
           <w:ilvl w:val="0"/>
-          <w:numId w:val="22"/>
+          <w:numId w:val="49"/>
         </w:numPr>
       </w:pPr>
       <w:r>
@@ -2837,7 +2877,7 @@
       <w:pPr>
         <w:numPr>
           <w:ilvl w:val="0"/>
-          <w:numId w:val="23"/>
+          <w:numId w:val="50"/>
         </w:numPr>
       </w:pPr>
       <w:r>
@@ -2852,7 +2892,7 @@
       <w:pPr>
         <w:numPr>
           <w:ilvl w:val="0"/>
-          <w:numId w:val="23"/>
+          <w:numId w:val="50"/>
         </w:numPr>
       </w:pPr>
       <w:r>
@@ -2867,7 +2907,7 @@
       <w:pPr>
         <w:numPr>
           <w:ilvl w:val="0"/>
-          <w:numId w:val="23"/>
+          <w:numId w:val="50"/>
         </w:numPr>
       </w:pPr>
       <w:r>
@@ -2885,6 +2925,16 @@
           <w:b w:val="0"/>
         </w:rPr>
         <w:t>회사의 일반 인건비·사무실 임차료·일반 관리비는 직접비용으로 공제하지 않는다.</w:t>
+      </w:r>
+    </w:p>
+    <w:p>
+      <w:r>
+        <w:rPr>
+          <w:rFonts w:ascii="Calibri" w:hAnsi="Calibri" w:eastAsia="Malgun Gothic"/>
+          <w:b/>
+          <w:color w:val="0D5F5A"/>
+        </w:rPr>
+        <w:t>회사는 거래 상대방에게 별도의 에이전시 비용을 청구하지 않는다. 회사 또는 회사의 관계사가 명칭을 달리한 에이전시 비용·대행수수료·진행비를 받은 경우 그 금액을 총매출에 포함하여 제4항의 비율로 배분한다.</w:t>
       </w:r>
     </w:p>
     <w:p>
@@ -2958,7 +3008,7 @@
       <w:pPr>
         <w:numPr>
           <w:ilvl w:val="0"/>
-          <w:numId w:val="24"/>
+          <w:numId w:val="51"/>
         </w:numPr>
       </w:pPr>
       <w:r>
@@ -2973,7 +3023,7 @@
       <w:pPr>
         <w:numPr>
           <w:ilvl w:val="0"/>
-          <w:numId w:val="24"/>
+          <w:numId w:val="51"/>
         </w:numPr>
       </w:pPr>
       <w:r>
@@ -2988,7 +3038,7 @@
       <w:pPr>
         <w:numPr>
           <w:ilvl w:val="0"/>
-          <w:numId w:val="24"/>
+          <w:numId w:val="51"/>
         </w:numPr>
       </w:pPr>
       <w:r>
@@ -3060,7 +3110,7 @@
       <w:pPr>
         <w:numPr>
           <w:ilvl w:val="0"/>
-          <w:numId w:val="25"/>
+          <w:numId w:val="52"/>
         </w:numPr>
       </w:pPr>
       <w:r>
@@ -3075,7 +3125,7 @@
       <w:pPr>
         <w:numPr>
           <w:ilvl w:val="0"/>
-          <w:numId w:val="25"/>
+          <w:numId w:val="52"/>
         </w:numPr>
       </w:pPr>
       <w:r>
@@ -3090,7 +3140,7 @@
       <w:pPr>
         <w:numPr>
           <w:ilvl w:val="0"/>
-          <w:numId w:val="25"/>
+          <w:numId w:val="52"/>
         </w:numPr>
       </w:pPr>
       <w:r>
@@ -3105,7 +3155,7 @@
       <w:pPr>
         <w:numPr>
           <w:ilvl w:val="0"/>
-          <w:numId w:val="25"/>
+          <w:numId w:val="52"/>
         </w:numPr>
       </w:pPr>
       <w:r>
@@ -3147,7 +3197,7 @@
       <w:pPr>
         <w:numPr>
           <w:ilvl w:val="0"/>
-          <w:numId w:val="26"/>
+          <w:numId w:val="53"/>
         </w:numPr>
       </w:pPr>
       <w:r>
@@ -3162,7 +3212,7 @@
       <w:pPr>
         <w:numPr>
           <w:ilvl w:val="0"/>
-          <w:numId w:val="26"/>
+          <w:numId w:val="53"/>
         </w:numPr>
       </w:pPr>
       <w:r>
@@ -3177,7 +3227,7 @@
       <w:pPr>
         <w:numPr>
           <w:ilvl w:val="0"/>
-          <w:numId w:val="26"/>
+          <w:numId w:val="53"/>
         </w:numPr>
       </w:pPr>
       <w:r>
@@ -3219,7 +3269,7 @@
       <w:pPr>
         <w:numPr>
           <w:ilvl w:val="0"/>
-          <w:numId w:val="27"/>
+          <w:numId w:val="54"/>
         </w:numPr>
       </w:pPr>
       <w:r>
@@ -3234,7 +3284,7 @@
       <w:pPr>
         <w:numPr>
           <w:ilvl w:val="0"/>
-          <w:numId w:val="27"/>
+          <w:numId w:val="54"/>
         </w:numPr>
       </w:pPr>
       <w:r>
@@ -3249,7 +3299,7 @@
       <w:pPr>
         <w:numPr>
           <w:ilvl w:val="0"/>
-          <w:numId w:val="27"/>
+          <w:numId w:val="54"/>
         </w:numPr>
       </w:pPr>
       <w:r>
@@ -3264,7 +3314,7 @@
       <w:pPr>
         <w:numPr>
           <w:ilvl w:val="0"/>
-          <w:numId w:val="27"/>
+          <w:numId w:val="54"/>
         </w:numPr>
       </w:pPr>
       <w:r>
@@ -3342,7 +3392,7 @@
       <w:pPr>
         <w:numPr>
           <w:ilvl w:val="0"/>
-          <w:numId w:val="28"/>
+          <w:numId w:val="55"/>
         </w:numPr>
       </w:pPr>
       <w:r>
@@ -3357,7 +3407,7 @@
       <w:pPr>
         <w:numPr>
           <w:ilvl w:val="0"/>
-          <w:numId w:val="28"/>
+          <w:numId w:val="55"/>
         </w:numPr>
       </w:pPr>
       <w:r>
@@ -3372,7 +3422,7 @@
       <w:pPr>
         <w:numPr>
           <w:ilvl w:val="0"/>
-          <w:numId w:val="28"/>
+          <w:numId w:val="55"/>
         </w:numPr>
       </w:pPr>
       <w:r>
@@ -3387,7 +3437,7 @@
       <w:pPr>
         <w:numPr>
           <w:ilvl w:val="0"/>
-          <w:numId w:val="28"/>
+          <w:numId w:val="55"/>
         </w:numPr>
       </w:pPr>
       <w:r>
@@ -3402,7 +3452,7 @@
       <w:pPr>
         <w:numPr>
           <w:ilvl w:val="0"/>
-          <w:numId w:val="28"/>
+          <w:numId w:val="55"/>
         </w:numPr>
       </w:pPr>
       <w:r>
@@ -3417,7 +3467,7 @@
       <w:pPr>
         <w:numPr>
           <w:ilvl w:val="0"/>
-          <w:numId w:val="28"/>
+          <w:numId w:val="55"/>
         </w:numPr>
       </w:pPr>
       <w:r>
@@ -3432,7 +3482,7 @@
       <w:pPr>
         <w:numPr>
           <w:ilvl w:val="0"/>
-          <w:numId w:val="28"/>
+          <w:numId w:val="55"/>
         </w:numPr>
       </w:pPr>
       <w:r>
@@ -3447,7 +3497,7 @@
       <w:pPr>
         <w:numPr>
           <w:ilvl w:val="0"/>
-          <w:numId w:val="28"/>
+          <w:numId w:val="55"/>
         </w:numPr>
       </w:pPr>
       <w:r>
@@ -3554,7 +3604,7 @@
       <w:pPr>
         <w:numPr>
           <w:ilvl w:val="0"/>
-          <w:numId w:val="29"/>
+          <w:numId w:val="56"/>
         </w:numPr>
       </w:pPr>
       <w:r>
@@ -3569,7 +3619,7 @@
       <w:pPr>
         <w:numPr>
           <w:ilvl w:val="0"/>
-          <w:numId w:val="29"/>
+          <w:numId w:val="56"/>
         </w:numPr>
       </w:pPr>
       <w:r>
@@ -3584,7 +3634,7 @@
       <w:pPr>
         <w:numPr>
           <w:ilvl w:val="0"/>
-          <w:numId w:val="29"/>
+          <w:numId w:val="56"/>
         </w:numPr>
       </w:pPr>
       <w:r>
@@ -3837,7 +3887,7 @@
       <w:pPr>
         <w:numPr>
           <w:ilvl w:val="0"/>
-          <w:numId w:val="33"/>
+          <w:numId w:val="57"/>
         </w:numPr>
       </w:pPr>
       <w:r>
@@ -3852,7 +3902,7 @@
       <w:pPr>
         <w:numPr>
           <w:ilvl w:val="0"/>
-          <w:numId w:val="33"/>
+          <w:numId w:val="57"/>
         </w:numPr>
       </w:pPr>
       <w:r>
@@ -3867,7 +3917,7 @@
       <w:pPr>
         <w:numPr>
           <w:ilvl w:val="0"/>
-          <w:numId w:val="33"/>
+          <w:numId w:val="57"/>
         </w:numPr>
       </w:pPr>
       <w:r>
@@ -3882,7 +3932,7 @@
       <w:pPr>
         <w:numPr>
           <w:ilvl w:val="0"/>
-          <w:numId w:val="33"/>
+          <w:numId w:val="57"/>
         </w:numPr>
       </w:pPr>
       <w:r>
@@ -3897,7 +3947,7 @@
       <w:pPr>
         <w:numPr>
           <w:ilvl w:val="0"/>
-          <w:numId w:val="33"/>
+          <w:numId w:val="57"/>
         </w:numPr>
       </w:pPr>
       <w:r>
@@ -3912,7 +3962,7 @@
       <w:pPr>
         <w:numPr>
           <w:ilvl w:val="0"/>
-          <w:numId w:val="33"/>
+          <w:numId w:val="57"/>
         </w:numPr>
       </w:pPr>
       <w:r>
@@ -3927,7 +3977,7 @@
       <w:pPr>
         <w:numPr>
           <w:ilvl w:val="0"/>
-          <w:numId w:val="33"/>
+          <w:numId w:val="57"/>
         </w:numPr>
       </w:pPr>
       <w:r>
@@ -3942,7 +3992,7 @@
       <w:pPr>
         <w:numPr>
           <w:ilvl w:val="0"/>
-          <w:numId w:val="33"/>
+          <w:numId w:val="57"/>
         </w:numPr>
       </w:pPr>
       <w:r>
@@ -3957,7 +4007,7 @@
       <w:pPr>
         <w:numPr>
           <w:ilvl w:val="0"/>
-          <w:numId w:val="33"/>
+          <w:numId w:val="57"/>
         </w:numPr>
       </w:pPr>
       <w:r>
@@ -3972,7 +4022,7 @@
       <w:pPr>
         <w:numPr>
           <w:ilvl w:val="0"/>
-          <w:numId w:val="33"/>
+          <w:numId w:val="57"/>
         </w:numPr>
       </w:pPr>
       <w:r>
@@ -3987,7 +4037,7 @@
       <w:pPr>
         <w:numPr>
           <w:ilvl w:val="0"/>
-          <w:numId w:val="33"/>
+          <w:numId w:val="57"/>
         </w:numPr>
       </w:pPr>
       <w:r>
@@ -4179,7 +4229,7 @@
       <w:pPr>
         <w:numPr>
           <w:ilvl w:val="0"/>
-          <w:numId w:val="34"/>
+          <w:numId w:val="58"/>
         </w:numPr>
       </w:pPr>
       <w:r>
@@ -4194,7 +4244,7 @@
       <w:pPr>
         <w:numPr>
           <w:ilvl w:val="0"/>
-          <w:numId w:val="34"/>
+          <w:numId w:val="58"/>
         </w:numPr>
       </w:pPr>
       <w:r>
@@ -4209,7 +4259,7 @@
       <w:pPr>
         <w:numPr>
           <w:ilvl w:val="0"/>
-          <w:numId w:val="34"/>
+          <w:numId w:val="58"/>
         </w:numPr>
       </w:pPr>
       <w:r>
@@ -4224,7 +4274,7 @@
       <w:pPr>
         <w:numPr>
           <w:ilvl w:val="0"/>
-          <w:numId w:val="34"/>
+          <w:numId w:val="58"/>
         </w:numPr>
       </w:pPr>
       <w:r>
@@ -4239,7 +4289,7 @@
       <w:pPr>
         <w:numPr>
           <w:ilvl w:val="0"/>
-          <w:numId w:val="34"/>
+          <w:numId w:val="58"/>
         </w:numPr>
       </w:pPr>
       <w:r>
@@ -4254,7 +4304,7 @@
       <w:pPr>
         <w:numPr>
           <w:ilvl w:val="0"/>
-          <w:numId w:val="34"/>
+          <w:numId w:val="58"/>
         </w:numPr>
       </w:pPr>
       <w:r>
@@ -4269,7 +4319,7 @@
       <w:pPr>
         <w:numPr>
           <w:ilvl w:val="0"/>
-          <w:numId w:val="34"/>
+          <w:numId w:val="58"/>
         </w:numPr>
       </w:pPr>
       <w:r>
@@ -4294,7 +4344,7 @@
       <w:pPr>
         <w:numPr>
           <w:ilvl w:val="0"/>
-          <w:numId w:val="35"/>
+          <w:numId w:val="59"/>
         </w:numPr>
       </w:pPr>
       <w:r>
@@ -4309,7 +4359,7 @@
       <w:pPr>
         <w:numPr>
           <w:ilvl w:val="0"/>
-          <w:numId w:val="35"/>
+          <w:numId w:val="59"/>
         </w:numPr>
       </w:pPr>
       <w:r>
@@ -4324,7 +4374,7 @@
       <w:pPr>
         <w:numPr>
           <w:ilvl w:val="0"/>
-          <w:numId w:val="35"/>
+          <w:numId w:val="59"/>
         </w:numPr>
       </w:pPr>
       <w:r>
@@ -4339,7 +4389,7 @@
       <w:pPr>
         <w:numPr>
           <w:ilvl w:val="0"/>
-          <w:numId w:val="35"/>
+          <w:numId w:val="59"/>
         </w:numPr>
       </w:pPr>
       <w:r>
@@ -4354,7 +4404,7 @@
       <w:pPr>
         <w:numPr>
           <w:ilvl w:val="0"/>
-          <w:numId w:val="35"/>
+          <w:numId w:val="59"/>
         </w:numPr>
       </w:pPr>
       <w:r>
@@ -4369,7 +4419,7 @@
       <w:pPr>
         <w:numPr>
           <w:ilvl w:val="0"/>
-          <w:numId w:val="35"/>
+          <w:numId w:val="59"/>
         </w:numPr>
       </w:pPr>
       <w:r>
@@ -4429,7 +4479,7 @@
       <w:pPr>
         <w:numPr>
           <w:ilvl w:val="0"/>
-          <w:numId w:val="36"/>
+          <w:numId w:val="60"/>
         </w:numPr>
       </w:pPr>
       <w:r>
@@ -4444,7 +4494,7 @@
       <w:pPr>
         <w:numPr>
           <w:ilvl w:val="0"/>
-          <w:numId w:val="36"/>
+          <w:numId w:val="60"/>
         </w:numPr>
       </w:pPr>
       <w:r>
@@ -4459,7 +4509,7 @@
       <w:pPr>
         <w:numPr>
           <w:ilvl w:val="0"/>
-          <w:numId w:val="36"/>
+          <w:numId w:val="60"/>
         </w:numPr>
       </w:pPr>
       <w:r>
@@ -4474,7 +4524,7 @@
       <w:pPr>
         <w:numPr>
           <w:ilvl w:val="0"/>
-          <w:numId w:val="36"/>
+          <w:numId w:val="60"/>
         </w:numPr>
       </w:pPr>
       <w:r>
@@ -4633,7 +4683,7 @@
       <w:pPr>
         <w:numPr>
           <w:ilvl w:val="0"/>
-          <w:numId w:val="37"/>
+          <w:numId w:val="61"/>
         </w:numPr>
       </w:pPr>
       <w:r>
@@ -4648,7 +4698,7 @@
       <w:pPr>
         <w:numPr>
           <w:ilvl w:val="0"/>
-          <w:numId w:val="37"/>
+          <w:numId w:val="61"/>
         </w:numPr>
       </w:pPr>
       <w:r>
@@ -4767,7 +4817,7 @@
       <w:pPr>
         <w:numPr>
           <w:ilvl w:val="0"/>
-          <w:numId w:val="38"/>
+          <w:numId w:val="62"/>
         </w:numPr>
       </w:pPr>
       <w:r>
@@ -4782,7 +4832,7 @@
       <w:pPr>
         <w:numPr>
           <w:ilvl w:val="0"/>
-          <w:numId w:val="38"/>
+          <w:numId w:val="62"/>
         </w:numPr>
       </w:pPr>
       <w:r>
@@ -4797,7 +4847,7 @@
       <w:pPr>
         <w:numPr>
           <w:ilvl w:val="0"/>
-          <w:numId w:val="38"/>
+          <w:numId w:val="62"/>
         </w:numPr>
       </w:pPr>
       <w:r>
@@ -4812,7 +4862,7 @@
       <w:pPr>
         <w:numPr>
           <w:ilvl w:val="0"/>
-          <w:numId w:val="38"/>
+          <w:numId w:val="62"/>
         </w:numPr>
       </w:pPr>
       <w:r>
@@ -4827,7 +4877,7 @@
       <w:pPr>
         <w:numPr>
           <w:ilvl w:val="0"/>
-          <w:numId w:val="38"/>
+          <w:numId w:val="62"/>
         </w:numPr>
       </w:pPr>
       <w:r>
@@ -5758,6 +5808,150 @@
   </w:num>
   <w:num w:numId="38">
     <w:abstractNumId w:val="10"/>
+  </w:num>
+  <w:num w:numId="39">
+    <w:abstractNumId w:val="10"/>
+    <w:lvlOverride w:ilvl="0">
+      <w:startOverride w:val="1"/>
+    </w:lvlOverride>
+  </w:num>
+  <w:num w:numId="40">
+    <w:abstractNumId w:val="10"/>
+    <w:lvlOverride w:ilvl="0">
+      <w:startOverride w:val="1"/>
+    </w:lvlOverride>
+  </w:num>
+  <w:num w:numId="41">
+    <w:abstractNumId w:val="10"/>
+    <w:lvlOverride w:ilvl="0">
+      <w:startOverride w:val="1"/>
+    </w:lvlOverride>
+  </w:num>
+  <w:num w:numId="42">
+    <w:abstractNumId w:val="10"/>
+    <w:lvlOverride w:ilvl="0">
+      <w:startOverride w:val="1"/>
+    </w:lvlOverride>
+  </w:num>
+  <w:num w:numId="43">
+    <w:abstractNumId w:val="10"/>
+    <w:lvlOverride w:ilvl="0">
+      <w:startOverride w:val="1"/>
+    </w:lvlOverride>
+  </w:num>
+  <w:num w:numId="44">
+    <w:abstractNumId w:val="10"/>
+    <w:lvlOverride w:ilvl="0">
+      <w:startOverride w:val="1"/>
+    </w:lvlOverride>
+  </w:num>
+  <w:num w:numId="45">
+    <w:abstractNumId w:val="10"/>
+    <w:lvlOverride w:ilvl="0">
+      <w:startOverride w:val="1"/>
+    </w:lvlOverride>
+  </w:num>
+  <w:num w:numId="46">
+    <w:abstractNumId w:val="10"/>
+    <w:lvlOverride w:ilvl="0">
+      <w:startOverride w:val="1"/>
+    </w:lvlOverride>
+  </w:num>
+  <w:num w:numId="47">
+    <w:abstractNumId w:val="10"/>
+    <w:lvlOverride w:ilvl="0">
+      <w:startOverride w:val="1"/>
+    </w:lvlOverride>
+  </w:num>
+  <w:num w:numId="48">
+    <w:abstractNumId w:val="10"/>
+    <w:lvlOverride w:ilvl="0">
+      <w:startOverride w:val="1"/>
+    </w:lvlOverride>
+  </w:num>
+  <w:num w:numId="49">
+    <w:abstractNumId w:val="10"/>
+    <w:lvlOverride w:ilvl="0">
+      <w:startOverride w:val="1"/>
+    </w:lvlOverride>
+  </w:num>
+  <w:num w:numId="50">
+    <w:abstractNumId w:val="10"/>
+    <w:lvlOverride w:ilvl="0">
+      <w:startOverride w:val="1"/>
+    </w:lvlOverride>
+  </w:num>
+  <w:num w:numId="51">
+    <w:abstractNumId w:val="10"/>
+    <w:lvlOverride w:ilvl="0">
+      <w:startOverride w:val="1"/>
+    </w:lvlOverride>
+  </w:num>
+  <w:num w:numId="52">
+    <w:abstractNumId w:val="10"/>
+    <w:lvlOverride w:ilvl="0">
+      <w:startOverride w:val="1"/>
+    </w:lvlOverride>
+  </w:num>
+  <w:num w:numId="53">
+    <w:abstractNumId w:val="10"/>
+    <w:lvlOverride w:ilvl="0">
+      <w:startOverride w:val="1"/>
+    </w:lvlOverride>
+  </w:num>
+  <w:num w:numId="54">
+    <w:abstractNumId w:val="10"/>
+    <w:lvlOverride w:ilvl="0">
+      <w:startOverride w:val="1"/>
+    </w:lvlOverride>
+  </w:num>
+  <w:num w:numId="55">
+    <w:abstractNumId w:val="10"/>
+    <w:lvlOverride w:ilvl="0">
+      <w:startOverride w:val="1"/>
+    </w:lvlOverride>
+  </w:num>
+  <w:num w:numId="56">
+    <w:abstractNumId w:val="10"/>
+    <w:lvlOverride w:ilvl="0">
+      <w:startOverride w:val="1"/>
+    </w:lvlOverride>
+  </w:num>
+  <w:num w:numId="57">
+    <w:abstractNumId w:val="10"/>
+    <w:lvlOverride w:ilvl="0">
+      <w:startOverride w:val="1"/>
+    </w:lvlOverride>
+  </w:num>
+  <w:num w:numId="58">
+    <w:abstractNumId w:val="10"/>
+    <w:lvlOverride w:ilvl="0">
+      <w:startOverride w:val="1"/>
+    </w:lvlOverride>
+  </w:num>
+  <w:num w:numId="59">
+    <w:abstractNumId w:val="10"/>
+    <w:lvlOverride w:ilvl="0">
+      <w:startOverride w:val="1"/>
+    </w:lvlOverride>
+  </w:num>
+  <w:num w:numId="60">
+    <w:abstractNumId w:val="10"/>
+    <w:lvlOverride w:ilvl="0">
+      <w:startOverride w:val="1"/>
+    </w:lvlOverride>
+  </w:num>
+  <w:num w:numId="61">
+    <w:abstractNumId w:val="10"/>
+    <w:lvlOverride w:ilvl="0">
+      <w:startOverride w:val="1"/>
+    </w:lvlOverride>
+  </w:num>
+  <w:num w:numId="62">
+    <w:abstractNumId w:val="10"/>
+    <w:lvlOverride w:ilvl="0">
+      <w:startOverride w:val="1"/>
+    </w:lvlOverride>
   </w:num>
 </w:numbering>
 </file>

--- a/archive/2026-10-02/contracts/01_장기_육상선수_전속_매니지먼트_계약서.docx
+++ b/archive/2026-10-02/contracts/01_장기_육상선수_전속_매니지먼트_계약서.docx
@@ -1393,6 +1393,15 @@
       </w:r>
     </w:p>
     <w:p>
+      <w:r>
+        <w:rPr>
+          <w:rFonts w:ascii="Calibri" w:hAnsi="Calibri" w:eastAsia="Malgun Gothic"/>
+          <w:b w:val="0"/>
+        </w:rPr>
+        <w:t>⑦ 선수가 공무원·지방자치단체 소속 등으로 겸직 허가나 소속기관의 승인이 필요한 경우, 계약 체결 전에 허가·승인을 받을 것을 권장한다. 선수는 허가·승인 없이 활동하면 소속기관과의 분쟁, 징계, 계약상 불이익이 생길 수 있음을 충분히 인지하고 계약을 체결한다. 회사는 허가·승인 신청에 필요한 자료 준비와 안내를 도울 수 있으나, 선수를 대리하여 신청하거나 소속기관과 교섭하지 않는다.</w:t>
+      </w:r>
+    </w:p>
+    <w:p>
       <w:pPr>
         <w:pStyle w:val="Heading2"/>
         <w:keepNext/>
@@ -2383,6 +2392,15 @@
       </w:r>
     </w:p>
     <w:p>
+      <w:r>
+        <w:rPr>
+          <w:rFonts w:ascii="Calibri" w:hAnsi="Calibri" w:eastAsia="Malgun Gothic"/>
+          <w:b w:val="0"/>
+        </w:rPr>
+        <w:t>④ 광고·협찬 게시물의 표시 방법(“광고”, “유료 광고 포함” 등 표기)은 거래별 별도 합의서에서 정한다.</w:t>
+      </w:r>
+    </w:p>
+    <w:p>
       <w:pPr>
         <w:pStyle w:val="Heading2"/>
         <w:keepNext/>
@@ -4762,7 +4780,15 @@
           <w:rFonts w:ascii="Calibri" w:hAnsi="Calibri" w:eastAsia="Malgun Gothic"/>
           <w:b w:val="0"/>
         </w:rPr>
-        <w:t>② 선수의 건강·부상·질병·상담·도핑 관련 정보는 별도의 민감정보 동의를 받아 처리한다.</w:t>
+        <w:t xml:space="preserve">② 선수의 건강·부상·질병·상담·도핑 관련 정보는 「개인정보·민감정보 수집·이용 동의서」(14번 서식)에 따른 별도 동의를 받아 처리한다. </w:t>
+      </w:r>
+      <w:r>
+        <w:rPr>
+          <w:rFonts w:ascii="Calibri" w:hAnsi="Calibri" w:eastAsia="Malgun Gothic"/>
+          <w:b/>
+          <w:color w:val="0D5F5A"/>
+        </w:rPr>
+        <w:t>선수가 선택 항목에 동의하지 않아도 계약 체결과 수익배분에 불이익을 주지 않는다.</w:t>
       </w:r>
     </w:p>
     <w:p>
@@ -5079,6 +5105,23 @@
           <w:b w:val="0"/>
         </w:rPr>
         <w:t>④ 법정대리인은 선수의 정산자료를 열람할 수 있다. 다만 선수의 수익을 법정대리인에게 지급하려면 별도 수령권한을 확인해야 한다.</w:t>
+      </w:r>
+    </w:p>
+    <w:p>
+      <w:r>
+        <w:rPr>
+          <w:rFonts w:ascii="Calibri" w:hAnsi="Calibri" w:eastAsia="Malgun Gothic"/>
+          <w:b w:val="0"/>
+        </w:rPr>
+        <w:t xml:space="preserve">⑤ </w:t>
+      </w:r>
+      <w:r>
+        <w:rPr>
+          <w:rFonts w:ascii="Calibri" w:hAnsi="Calibri" w:eastAsia="Malgun Gothic"/>
+          <w:b/>
+          <w:color w:val="0D5F5A"/>
+        </w:rPr>
+        <w:t>미성년 선수의 상업거래 승인과 별도 합의서에는 법정대리인이 함께 서명한다.</w:t>
       </w:r>
     </w:p>
     <w:p>
